--- a/Assets/GDD_May/09_PERSUASION_SYSTEM.docx
+++ b/Assets/GDD_May/09_PERSUASION_SYSTEM.docx
@@ -3615,7 +3615,7 @@
           <w:sz w:val="18"/>
           <w:szCs w:val="18"/>
         </w:rPr>
-        <w:t xml:space="preserve">✅  3 mistakes maximum per Echo Walk. After 3 wrong approaches, the boss snaps back into combat mode. Player is in human form — must transform back to cat quickly or take massive damage (+50% in human form). This creates a tense recovery moment.</w:t>
+        <w:t xml:space="preserve">✅  3 mistakes maximum per Echo Walk. Outcome at 3 mistakes depends on enemy tier — regular enemies (Tier 4-2) stop being persuadable but do NOT attack Tomoe; Tier 1 bosses enter the “reveal yourself, beast” cinematic and force-transform the player to Yoru. See split below.</w:t>
       </w:r>
     </w:p>
     <w:p>
@@ -4167,7 +4167,7 @@
                 <w:sz w:val="17"/>
                 <w:szCs w:val="17"/>
               </w:rPr>
-              <w:t xml:space="preserve">Boss snaps. Roars. Full combat begins. Player is in human form.</w:t>
+              <w:t xml:space="preserve">Regular enemy (Tier 4-2): stops being persuadable, aura fades, returns to normal behaviour. Does NOT attack Tomoe. Player can walk away or transform to Yoru and engage. Tier 1 boss: "Reveal yourself, beast" cinematic, world freezes, player force-transformed to Yoru, combat begins.</w:t>
             </w:r>
           </w:p>
         </w:tc>
@@ -4215,6 +4215,78 @@
       </w:pPr>
       <w:r>
         <w:t xml:space="preserve"/>
+      </w:r>
+    </w:p>
+    <w:p>
+      <w:pPr>
+        <w:spacing w:after="60" w:before="140"/>
+      </w:pPr>
+      <w:r>
+        <w:rPr>
+          <w:rFonts w:ascii="Arial" w:cs="Arial" w:eastAsia="Arial" w:hAnsi="Arial"/>
+          <w:b/>
+          <w:bCs/>
+          <w:color w:val="6B6B8A"/>
+          <w:sz w:val="22"/>
+          <w:szCs w:val="22"/>
+        </w:rPr>
+        <w:t xml:space="preserve">Regular Enemy Failure (Tier 4–2)</w:t>
+      </w:r>
+    </w:p>
+    <w:p>
+      <w:pPr>
+        <w:pBdr>
+          <w:top w:val="single" w:color="1F6B3A" w:sz="2"/>
+          <w:left w:val="thick" w:color="1F6B3A" w:sz="8"/>
+          <w:bottom w:val="single" w:color="1F6B3A" w:sz="2"/>
+          <w:right w:val="single" w:color="1F6B3A" w:sz="2"/>
+        </w:pBdr>
+        <w:spacing w:after="140" w:before="80"/>
+      </w:pPr>
+      <w:r>
+        <w:rPr>
+          <w:rFonts w:ascii="Arial" w:cs="Arial" w:eastAsia="Arial" w:hAnsi="Arial"/>
+          <w:color w:val="1F6B3A"/>
+          <w:sz w:val="18"/>
+          <w:szCs w:val="18"/>
+        </w:rPr>
+        <w:t xml:space="preserve">✅  After 3 mistakes, the enemy stops being persuadable. Aura fades. The enemy returns to normal behaviour and does NOT attack Tomoe. The player does not have to transform or fight — they can simply walk away, or transform to Yoru and engage if they choose. Failed enemies are not re-persuadable until cooldown clears — see 3f.</w:t>
+      </w:r>
+    </w:p>
+    <w:p>
+      <w:pPr>
+        <w:spacing w:after="60" w:before="140"/>
+      </w:pPr>
+      <w:r>
+        <w:rPr>
+          <w:rFonts w:ascii="Arial" w:cs="Arial" w:eastAsia="Arial" w:hAnsi="Arial"/>
+          <w:b/>
+          <w:bCs/>
+          <w:color w:val="6B6B8A"/>
+          <w:sz w:val="22"/>
+          <w:szCs w:val="22"/>
+        </w:rPr>
+        <w:t xml:space="preserve">Tier 1 Boss Failure</w:t>
+      </w:r>
+    </w:p>
+    <w:p>
+      <w:pPr>
+        <w:pBdr>
+          <w:top w:val="single" w:color="1F6B3A" w:sz="2"/>
+          <w:left w:val="thick" w:color="1F6B3A" w:sz="8"/>
+          <w:bottom w:val="single" w:color="1F6B3A" w:sz="2"/>
+          <w:right w:val="single" w:color="1F6B3A" w:sz="2"/>
+        </w:pBdr>
+        <w:spacing w:after="140" w:before="80"/>
+      </w:pPr>
+      <w:r>
+        <w:rPr>
+          <w:rFonts w:ascii="Arial" w:cs="Arial" w:eastAsia="Arial" w:hAnsi="Arial"/>
+          <w:color w:val="1F6B3A"/>
+          <w:sz w:val="18"/>
+          <w:szCs w:val="18"/>
+        </w:rPr>
+        <w:t xml:space="preserve">✅  After 3 mistakes, the boss enters a cinematic “reveal yourself, beast” beat. The player is force-transformed to Yoru (this is the ONLY scenario where a transform is forced on the player). The world freezes during the cinematic — see 3g. Combat begins after the cinematic with the boss attacking Yoru normally. See Doc 08 per-boss sections for unique dialogue lines.</w:t>
       </w:r>
     </w:p>
     <w:p>
@@ -5078,6 +5150,131 @@
       </w:pPr>
       <w:r>
         <w:t xml:space="preserve"/>
+      </w:r>
+    </w:p>
+    <w:p>
+      <w:pPr>
+        <w:pStyle w:val="Heading2"/>
+      </w:pPr>
+      <w:r>
+        <w:rPr>
+          <w:rFonts w:ascii="Arial" w:cs="Arial" w:eastAsia="Arial" w:hAnsi="Arial"/>
+          <w:b/>
+          <w:bCs/>
+          <w:color w:val="4A3F6B"/>
+          <w:sz w:val="26"/>
+          <w:szCs w:val="26"/>
+        </w:rPr>
+        <w:t xml:space="preserve">3e. Aura Visual Cue</w:t>
+      </w:r>
+    </w:p>
+    <w:p>
+      <w:pPr>
+        <w:spacing w:after="100" w:before="0"/>
+        <w:jc w:val="left"/>
+      </w:pPr>
+      <w:r>
+        <w:rPr>
+          <w:rFonts w:ascii="Arial" w:cs="Arial" w:eastAsia="Arial" w:hAnsi="Arial"/>
+          <w:b w:val="false"/>
+          <w:bCs w:val="false"/>
+          <w:i w:val="false"/>
+          <w:iCs w:val="false"/>
+          <w:color w:val="1A1A2E"/>
+          <w:sz w:val="20"/>
+          <w:szCs w:val="20"/>
+        </w:rPr>
+        <w:t xml:space="preserve">Persuadable enemies emit a coloured aura visible only to Tomoe. The colour hints at the dominant emotion in the enemy’s Kegare (specific colours per emotion TBD during visual pass). In Yoru form, the aura is invisible. The aura is the player’s signal that this enemy can be approached for persuasion. If an enemy has used their 3 attempts and is in cooldown, the aura is suppressed until cooldown clears (see 3f).</w:t>
+      </w:r>
+    </w:p>
+    <w:p>
+      <w:pPr>
+        <w:pStyle w:val="Heading2"/>
+      </w:pPr>
+      <w:r>
+        <w:rPr>
+          <w:rFonts w:ascii="Arial" w:cs="Arial" w:eastAsia="Arial" w:hAnsi="Arial"/>
+          <w:b/>
+          <w:bCs/>
+          <w:color w:val="4A3F6B"/>
+          <w:sz w:val="26"/>
+          <w:szCs w:val="26"/>
+        </w:rPr>
+        <w:t xml:space="preserve">3f. Cooldown After Failed Persuasion</w:t>
+      </w:r>
+    </w:p>
+    <w:p>
+      <w:pPr>
+        <w:spacing w:after="100" w:before="0"/>
+        <w:jc w:val="left"/>
+      </w:pPr>
+      <w:r>
+        <w:rPr>
+          <w:rFonts w:ascii="Arial" w:cs="Arial" w:eastAsia="Arial" w:hAnsi="Arial"/>
+          <w:b w:val="false"/>
+          <w:bCs w:val="false"/>
+          <w:i w:val="false"/>
+          <w:iCs w:val="false"/>
+          <w:color w:val="1A1A2E"/>
+          <w:sz w:val="20"/>
+          <w:szCs w:val="20"/>
+        </w:rPr>
+        <w:t xml:space="preserve">Persuasion failures persist until the player leaves the area and returns, or rests at a shrine. Once either condition is met, the enemy becomes re-persuadable and the aura returns. This makes failure feel weighty without being permanently punishing. Soulslike players will recognise the “rest = state reset” pattern.</w:t>
+      </w:r>
+    </w:p>
+    <w:p>
+      <w:pPr>
+        <w:pBdr>
+          <w:top w:val="single" w:color="6B4A1F" w:sz="2"/>
+          <w:left w:val="thick" w:color="6B4A1F" w:sz="8"/>
+          <w:bottom w:val="single" w:color="6B4A1F" w:sz="2"/>
+          <w:right w:val="single" w:color="6B4A1F" w:sz="2"/>
+        </w:pBdr>
+        <w:spacing w:after="140" w:before="80"/>
+      </w:pPr>
+      <w:r>
+        <w:rPr>
+          <w:rFonts w:ascii="Arial" w:cs="Arial" w:eastAsia="Arial" w:hAnsi="Arial"/>
+          <w:color w:val="6B4A1F"/>
+          <w:sz w:val="18"/>
+          <w:szCs w:val="18"/>
+        </w:rPr>
+        <w:t xml:space="preserve">🔴  “Leave the area” detection mechanic and “rest at shrine” trigger: direction confirmed, implementation details TBD.</w:t>
+      </w:r>
+    </w:p>
+    <w:p>
+      <w:pPr>
+        <w:pStyle w:val="Heading2"/>
+      </w:pPr>
+      <w:r>
+        <w:rPr>
+          <w:rFonts w:ascii="Arial" w:cs="Arial" w:eastAsia="Arial" w:hAnsi="Arial"/>
+          <w:b/>
+          <w:bCs/>
+          <w:color w:val="4A3F6B"/>
+          <w:sz w:val="26"/>
+          <w:szCs w:val="26"/>
+        </w:rPr>
+        <w:t xml:space="preserve">3g. World-Freeze During Boss Cinematic</w:t>
+      </w:r>
+    </w:p>
+    <w:p>
+      <w:pPr>
+        <w:spacing w:after="100" w:before="0"/>
+        <w:jc w:val="left"/>
+      </w:pPr>
+      <w:r>
+        <w:rPr>
+          <w:rFonts w:ascii="Arial" w:cs="Arial" w:eastAsia="Arial" w:hAnsi="Arial"/>
+          <w:b w:val="false"/>
+          <w:bCs w:val="false"/>
+          <w:i w:val="false"/>
+          <w:iCs w:val="false"/>
+          <w:color w:val="1A1A2E"/>
+          <w:sz w:val="20"/>
+          <w:szCs w:val="20"/>
+        </w:rPr>
+        <w:t xml:space="preserve">When a Tier 1 boss enters the “reveal yourself” cinematic at attempt 3 fail, all other enemies in the arena freeze for the cinematic duration. After the cinematic ends, combat resumes with all enemies (boss + any mobs) attacking the now-Yoru player. This is the standard cinematic-moment rule across action games (God of War, Yakuza, Devil May Cry).</w:t>
       </w:r>
     </w:p>
     <w:p>
@@ -11302,7 +11499,7 @@
           <w:sz w:val="18"/>
           <w:szCs w:val="18"/>
         </w:rPr>
-        <w:t xml:space="preserve">🔴  Persuasion system is post-demo. Combat system must be fully functional and polished before persuasion begins. This section is for when implementation starts.</w:t>
+        <w:t xml:space="preserve">✅  Persuasion is in the demo. Both the combat path (dark ring) and persuasion path (light ring) must be playable in the demo so players can experience and test full progression. Demo must showcase the complete game loop.</w:t>
       </w:r>
     </w:p>
     <w:p>
@@ -13342,7 +13539,7 @@
                 <w:sz w:val="17"/>
                 <w:szCs w:val="17"/>
               </w:rPr>
-              <w:t xml:space="preserve">In human form: all incoming damage multiplied by 1.5. I-frames still function.</w:t>
+              <w:t xml:space="preserve">In human form, damage is 0x — enemies do not target Tomoe. I-frames still function. Yoru death returns player to Tomoe form at last checkpoint.</w:t>
             </w:r>
           </w:p>
         </w:tc>
